--- a/docs/DOCUMENTACAO-TECNICA.docx
+++ b/docs/DOCUMENTACAO-TECNICA.docx
@@ -6692,6 +6692,139 @@
     <w:p>
       <w:r>
         <w:rPr>
+          <w:b/>
+        </w:rPr>
+        <w:t>Regra de fonte da análise</w:t>
+      </w:r>
+      <w:r>
+        <w:rPr>
+          <w:b w:val="0"/>
+        </w:rPr>
+        <w:t xml:space="preserve"> (cascata, em </w:t>
+      </w:r>
+      <w:r>
+        <w:rPr>
+          <w:rFonts w:ascii="Consolas" w:hAnsi="Consolas"/>
+          <w:color w:val="0F766E"/>
+          <w:sz w:val="19"/>
+        </w:rPr>
+        <w:t>executar_analises</w:t>
+      </w:r>
+      <w:r>
+        <w:rPr>
+          <w:b w:val="0"/>
+        </w:rPr>
+        <w:t xml:space="preserve"> + </w:t>
+      </w:r>
+      <w:r>
+        <w:rPr>
+          <w:rFonts w:ascii="Consolas" w:hAnsi="Consolas"/>
+          <w:color w:val="0F766E"/>
+          <w:sz w:val="19"/>
+        </w:rPr>
+        <w:t>_fonte_pelo_link</w:t>
+      </w:r>
+      <w:r>
+        <w:rPr>
+          <w:b w:val="0"/>
+        </w:rPr>
+        <w:t>):</w:t>
+      </w:r>
+    </w:p>
+    <w:p>
+      <w:pPr>
+        <w:pStyle w:val="ListNumber"/>
+      </w:pPr>
+      <w:r>
+        <w:rPr>
+          <w:b/>
+        </w:rPr>
+        <w:t>Tem documento?</w:t>
+      </w:r>
+      <w:r>
+        <w:rPr>
+          <w:b w:val="0"/>
+        </w:rPr>
+        <w:t xml:space="preserve"> → analisa os </w:t>
+      </w:r>
+      <w:r>
+        <w:rPr>
+          <w:b/>
+        </w:rPr>
+        <w:t>PDFs</w:t>
+      </w:r>
+      <w:r>
+        <w:rPr>
+          <w:b w:val="0"/>
+        </w:rPr>
+        <w:t xml:space="preserve"> (edital + TR + anexos);</w:t>
+      </w:r>
+    </w:p>
+    <w:p>
+      <w:pPr>
+        <w:pStyle w:val="ListNumber"/>
+      </w:pPr>
+      <w:r>
+        <w:rPr>
+          <w:b/>
+        </w:rPr>
+        <w:t>Não tem?</w:t>
+      </w:r>
+      <w:r>
+        <w:rPr>
+          <w:b w:val="0"/>
+        </w:rPr>
+        <w:t xml:space="preserve"> → considera o </w:t>
+      </w:r>
+      <w:r>
+        <w:rPr>
+          <w:b/>
+        </w:rPr>
+        <w:t>link do certame</w:t>
+      </w:r>
+      <w:r>
+        <w:rPr>
+          <w:b w:val="0"/>
+        </w:rPr>
+        <w:t>: se o link apontar direto para um</w:t>
+      </w:r>
+    </w:p>
+    <w:p>
+      <w:r>
+        <w:rPr>
+          <w:b w:val="0"/>
+        </w:rPr>
+        <w:t>PDF, ele vira o documento; se for página, o HTML vira texto; os dados brutos da coleta (</w:t>
+      </w:r>
+      <w:r>
+        <w:rPr>
+          <w:rFonts w:ascii="Consolas" w:hAnsi="Consolas"/>
+          <w:color w:val="0F766E"/>
+          <w:sz w:val="19"/>
+        </w:rPr>
+        <w:t>raw_json</w:t>
+      </w:r>
+      <w:r>
+        <w:rPr>
+          <w:b w:val="0"/>
+        </w:rPr>
+        <w:t>) complementam (páginas de portal costumam ser apps JS);</w:t>
+      </w:r>
+    </w:p>
+    <w:p>
+      <w:pPr>
+        <w:pStyle w:val="ListNumber"/>
+      </w:pPr>
+      <w:r>
+        <w:rPr>
+          <w:b w:val="0"/>
+        </w:rPr>
+        <w:t>Sem nenhum dos dois → análise só com metadados (a IA sinaliza a limitação).</w:t>
+      </w:r>
+    </w:p>
+    <w:p>
+      <w:r>
+        <w:rPr>
           <w:b w:val="0"/>
         </w:rPr>
         <w:t>Gatilhos: botão na UI (</w:t>
@@ -10909,6 +11042,26 @@
           <w:b w:val="0"/>
         </w:rPr>
         <w:t>, página máx. 50, retry em 429/500 (§3.7).</w:t>
+      </w:r>
+    </w:p>
+    <w:p>
+      <w:r>
+        <w:rPr>
+          <w:b w:val="0"/>
+        </w:rPr>
+        <w:t xml:space="preserve">9b. </w:t>
+      </w:r>
+      <w:r>
+        <w:rPr>
+          <w:b/>
+        </w:rPr>
+        <w:t>Fonte da análise: tem documento → PDF; não tem → link do certame</w:t>
+      </w:r>
+      <w:r>
+        <w:rPr>
+          <w:b w:val="0"/>
+        </w:rPr>
+        <w:t xml:space="preserve"> (§3.9).</w:t>
       </w:r>
     </w:p>
     <w:p>
